--- a/manuscript/reference-landscape.docx
+++ b/manuscript/reference-landscape.docx
@@ -1135,6 +1135,20 @@
       <w:b w:val="0"/>
       <w:bCs w:val="0"/>
       <w:color w:val="365F91" w:themeColor="accent1" w:themeShade="BF"/>
+    </w:rPr>
+  </w:style>
+  <w:style w:type="paragraph" w:customStyle="1" w:styleId="TableNote">
+    <w:name w:val="Table Note"/>
+    <w:basedOn w:val="Normal"/>
+    <w:qFormat/>
+    <w:pPr>
+      <w:spacing w:before="0" w:after="40"/>
+      <w:contextualSpacing w:val="true"/>
+    </w:pPr>
+    <w:rPr>
+      <w:rFonts w:ascii="Times New Roman" w:hAnsi="Times New Roman" w:cs="Times New Roman"/>
+      <w:sz w:val="16"/>
+      <w:szCs w:val="16"/>
     </w:rPr>
   </w:style>
 </w:styles>
